--- a/Programacion II/Clases/Clase 11 - Revision de codigo cruzada/Taller PI - Clase 11 - VetCare.docx
+++ b/Programacion II/Clases/Clase 11 - Revision de codigo cruzada/Taller PI - Clase 11 - VetCare.docx
@@ -474,7 +474,7 @@
           <w:color w:val="2B2B2B"/>
           <w:sz w:val="22"/>
         </w:rPr>
-        <w:t>Sube tu taller en ExamLab (examlab.lovable.app/app)</w:t>
+        <w:t>Sube tu taller en ExamLab (https://examlab.lovable.app/)</w:t>
       </w:r>
       <w:r>
         <w:rPr>

--- a/Programacion II/Clases/Clase 11 - Revision de codigo cruzada/Taller PI - Clase 11 - VetCare.docx
+++ b/Programacion II/Clases/Clase 11 - Revision de codigo cruzada/Taller PI - Clase 11 - VetCare.docx
@@ -486,6 +486,272 @@
         <w:t xml:space="preserve"> — domingo 23:59. Un envio por equipo.</w:t>
       </w:r>
     </w:p>
+    <w:p>
+      <w:pPr>
+        <w:spacing w:after="120"/>
+      </w:pPr>
+      <w:r>
+        <w:rPr>
+          <w:rFonts w:ascii="Calibri" w:hAnsi="Calibri" w:eastAsia="Calibri"/>
+          <w:b/>
+          <w:color w:val="095292"/>
+          <w:sz w:val="24"/>
+        </w:rPr>
+        <w:t>8. Que vas a resolver en ExamLab</w:t>
+      </w:r>
+    </w:p>
+    <w:p>
+      <w:pPr>
+        <w:spacing w:after="120"/>
+      </w:pPr>
+      <w:r>
+        <w:rPr>
+          <w:rFonts w:ascii="Calibri" w:hAnsi="Calibri" w:eastAsia="Calibri"/>
+          <w:b w:val="0"/>
+          <w:color w:val="2B2B2B"/>
+          <w:sz w:val="22"/>
+        </w:rPr>
+        <w:t>El estudiante ejecuta y audita un VetCare ajeno con un checklist de doce items, redacta cinco hallazgos priorizados con Evidencia + Impacto + Sugerencia, parcha los bloqueantes y deja escrito el plan de correccion.</w:t>
+      </w:r>
+    </w:p>
+    <w:p>
+      <w:pPr>
+        <w:spacing w:after="120"/>
+      </w:pPr>
+      <w:r>
+        <w:rPr>
+          <w:rFonts w:ascii="Calibri" w:hAnsi="Calibri" w:eastAsia="Calibri"/>
+          <w:b w:val="0"/>
+          <w:color w:val="2B2B2B"/>
+          <w:sz w:val="22"/>
+        </w:rPr>
+        <w:t>El taller se resuelve y se entrega en ExamLab (https://examlab.lovable.app/), en el modulo Talleres. Son 6 preguntas y suman 100 puntos. Lo que sigue es lo que vas a encontrar en cada una, para que sepas de antemano en que forma se responde:</w:t>
+      </w:r>
+    </w:p>
+    <w:p>
+      <w:r>
+        <w:rPr>
+          <w:rFonts w:ascii="Calibri" w:hAnsi="Calibri" w:eastAsia="Calibri"/>
+          <w:b/>
+          <w:color w:val="2B2B2B"/>
+          <w:sz w:val="22"/>
+        </w:rPr>
+        <w:t>Pregunta 1 - Codigo ejecutable (20 pts):</w:t>
+      </w:r>
+      <w:r>
+        <w:rPr>
+          <w:rFonts w:ascii="Calibri" w:hAnsi="Calibri" w:eastAsia="Calibri"/>
+          <w:b w:val="0"/>
+          <w:color w:val="2B2B2B"/>
+          <w:sz w:val="22"/>
+        </w:rPr>
+        <w:t xml:space="preserve"> Primero ejecutar, despues opinar.</w:t>
+      </w:r>
+    </w:p>
+    <w:p>
+      <w:pPr>
+        <w:pStyle w:val="ListBullet"/>
+        <w:spacing w:after="40"/>
+      </w:pPr>
+      <w:r>
+        <w:rPr>
+          <w:rFonts w:ascii="Calibri" w:hAnsi="Calibri" w:eastAsia="Calibri"/>
+          <w:b w:val="0"/>
+          <w:color w:val="2B2B2B"/>
+          <w:sz w:val="22"/>
+        </w:rPr>
+        <w:t>Editor de codigo dentro de la plataforma. El codigo se ejecuta ahi mismo: corralo y revise la salida antes de enviar.</w:t>
+      </w:r>
+    </w:p>
+    <w:p>
+      <w:r>
+        <w:rPr>
+          <w:rFonts w:ascii="Calibri" w:hAnsi="Calibri" w:eastAsia="Calibri"/>
+          <w:b/>
+          <w:color w:val="2B2B2B"/>
+          <w:sz w:val="22"/>
+        </w:rPr>
+        <w:t>Pregunta 2 - Respuesta escrita (20 pts):</w:t>
+      </w:r>
+      <w:r>
+        <w:rPr>
+          <w:rFonts w:ascii="Calibri" w:hAnsi="Calibri" w:eastAsia="Calibri"/>
+          <w:b w:val="0"/>
+          <w:color w:val="2B2B2B"/>
+          <w:sz w:val="22"/>
+        </w:rPr>
+        <w:t xml:space="preserve"> Checklist de doce items con evidencia `archivo:linea`.</w:t>
+      </w:r>
+    </w:p>
+    <w:p>
+      <w:pPr>
+        <w:pStyle w:val="ListBullet"/>
+        <w:spacing w:after="40"/>
+      </w:pPr>
+      <w:r>
+        <w:rPr>
+          <w:rFonts w:ascii="Calibri" w:hAnsi="Calibri" w:eastAsia="Calibri"/>
+          <w:b w:val="0"/>
+          <w:color w:val="2B2B2B"/>
+          <w:sz w:val="22"/>
+        </w:rPr>
+        <w:t>Un cuadro de texto. Se escribe directamente en la plataforma; no se sube archivo.</w:t>
+      </w:r>
+    </w:p>
+    <w:p>
+      <w:r>
+        <w:rPr>
+          <w:rFonts w:ascii="Calibri" w:hAnsi="Calibri" w:eastAsia="Calibri"/>
+          <w:b/>
+          <w:color w:val="2B2B2B"/>
+          <w:sz w:val="22"/>
+        </w:rPr>
+        <w:t>Pregunta 3 - Seleccion multiple (10 pts):</w:t>
+      </w:r>
+      <w:r>
+        <w:rPr>
+          <w:rFonts w:ascii="Calibri" w:hAnsi="Calibri" w:eastAsia="Calibri"/>
+          <w:b w:val="0"/>
+          <w:color w:val="2B2B2B"/>
+          <w:sz w:val="22"/>
+        </w:rPr>
+        <w:t xml:space="preserve"> ¿Cuales de estos comentarios sirven como retroalimentacion?.</w:t>
+      </w:r>
+    </w:p>
+    <w:p>
+      <w:pPr>
+        <w:pStyle w:val="ListBullet"/>
+        <w:spacing w:after="40"/>
+      </w:pPr>
+      <w:r>
+        <w:rPr>
+          <w:rFonts w:ascii="Calibri" w:hAnsi="Calibri" w:eastAsia="Calibri"/>
+          <w:b w:val="0"/>
+          <w:color w:val="2B2B2B"/>
+          <w:sz w:val="22"/>
+        </w:rPr>
+        <w:t>Varias opciones y mas de una correcta; marque todas las que apliquen.</w:t>
+      </w:r>
+    </w:p>
+    <w:p>
+      <w:r>
+        <w:rPr>
+          <w:rFonts w:ascii="Calibri" w:hAnsi="Calibri" w:eastAsia="Calibri"/>
+          <w:b/>
+          <w:color w:val="2B2B2B"/>
+          <w:sz w:val="22"/>
+        </w:rPr>
+        <w:t>Pregunta 4 - Respuesta escrita (25 pts):</w:t>
+      </w:r>
+      <w:r>
+        <w:rPr>
+          <w:rFonts w:ascii="Calibri" w:hAnsi="Calibri" w:eastAsia="Calibri"/>
+          <w:b w:val="0"/>
+          <w:color w:val="2B2B2B"/>
+          <w:sz w:val="22"/>
+        </w:rPr>
+        <w:t xml:space="preserve"> Cinco hallazgos priorizados.</w:t>
+      </w:r>
+    </w:p>
+    <w:p>
+      <w:pPr>
+        <w:pStyle w:val="ListBullet"/>
+        <w:spacing w:after="40"/>
+      </w:pPr>
+      <w:r>
+        <w:rPr>
+          <w:rFonts w:ascii="Calibri" w:hAnsi="Calibri" w:eastAsia="Calibri"/>
+          <w:b w:val="0"/>
+          <w:color w:val="2B2B2B"/>
+          <w:sz w:val="22"/>
+        </w:rPr>
+        <w:t>Un cuadro de texto. Se escribe directamente en la plataforma; no se sube archivo.</w:t>
+      </w:r>
+    </w:p>
+    <w:p>
+      <w:r>
+        <w:rPr>
+          <w:rFonts w:ascii="Calibri" w:hAnsi="Calibri" w:eastAsia="Calibri"/>
+          <w:b/>
+          <w:color w:val="2B2B2B"/>
+          <w:sz w:val="22"/>
+        </w:rPr>
+        <w:t>Pregunta 5 - Codigo ejecutable (15 pts):</w:t>
+      </w:r>
+      <w:r>
+        <w:rPr>
+          <w:rFonts w:ascii="Calibri" w:hAnsi="Calibri" w:eastAsia="Calibri"/>
+          <w:b w:val="0"/>
+          <w:color w:val="2B2B2B"/>
+          <w:sz w:val="22"/>
+        </w:rPr>
+        <w:t xml:space="preserve"> Parche de los bloqueantes (mostrar, no solo decir).</w:t>
+      </w:r>
+    </w:p>
+    <w:p>
+      <w:pPr>
+        <w:pStyle w:val="ListBullet"/>
+        <w:spacing w:after="40"/>
+      </w:pPr>
+      <w:r>
+        <w:rPr>
+          <w:rFonts w:ascii="Calibri" w:hAnsi="Calibri" w:eastAsia="Calibri"/>
+          <w:b w:val="0"/>
+          <w:color w:val="2B2B2B"/>
+          <w:sz w:val="22"/>
+        </w:rPr>
+        <w:t>Editor de codigo dentro de la plataforma. El codigo se ejecuta ahi mismo: corralo y revise la salida antes de enviar.</w:t>
+      </w:r>
+    </w:p>
+    <w:p>
+      <w:r>
+        <w:rPr>
+          <w:rFonts w:ascii="Calibri" w:hAnsi="Calibri" w:eastAsia="Calibri"/>
+          <w:b/>
+          <w:color w:val="2B2B2B"/>
+          <w:sz w:val="22"/>
+        </w:rPr>
+        <w:t>Pregunta 6 - Respuesta escrita (10 pts):</w:t>
+      </w:r>
+      <w:r>
+        <w:rPr>
+          <w:rFonts w:ascii="Calibri" w:hAnsi="Calibri" w:eastAsia="Calibri"/>
+          <w:b w:val="0"/>
+          <w:color w:val="2B2B2B"/>
+          <w:sz w:val="22"/>
+        </w:rPr>
+        <w:t xml:space="preserve"> Plan de correccion del equipo autor.</w:t>
+      </w:r>
+    </w:p>
+    <w:p>
+      <w:pPr>
+        <w:pStyle w:val="ListBullet"/>
+        <w:spacing w:after="40"/>
+      </w:pPr>
+      <w:r>
+        <w:rPr>
+          <w:rFonts w:ascii="Calibri" w:hAnsi="Calibri" w:eastAsia="Calibri"/>
+          <w:b w:val="0"/>
+          <w:color w:val="2B2B2B"/>
+          <w:sz w:val="22"/>
+        </w:rPr>
+        <w:t>Un cuadro de texto. Se escribe directamente en la plataforma; no se sube archivo.</w:t>
+      </w:r>
+    </w:p>
+    <w:p>
+      <w:pPr>
+        <w:spacing w:after="120"/>
+      </w:pPr>
+      <w:r>
+        <w:rPr>
+          <w:rFonts w:ascii="Calibri" w:hAnsi="Calibri" w:eastAsia="Calibri"/>
+          <w:b w:val="0"/>
+          <w:color w:val="2B2B2B"/>
+          <w:sz w:val="22"/>
+        </w:rPr>
+        <w:t>Cada pregunta trae su propio enunciado completo dentro de la plataforma: puedes resolver el taller leyendo solo ExamLab. Este documento sirve para prepararte y para trabajar en equipo antes de responder.</w:t>
+      </w:r>
+    </w:p>
     <w:sectPr>
       <w:pgSz w:w="12240" w:h="15840"/>
       <w:pgMar w:top="1440" w:right="1800" w:bottom="1440" w:left="1800" w:header="720" w:footer="720" w:gutter="0"/>

--- a/Programacion II/Clases/Clase 11 - Revision de codigo cruzada/Taller PI - Clase 11 - VetCare.docx
+++ b/Programacion II/Clases/Clase 11 - Revision de codigo cruzada/Taller PI - Clase 11 - VetCare.docx
@@ -71,7 +71,22 @@
           <w:color w:val="2B2B2B"/>
           <w:sz w:val="22"/>
         </w:rPr>
-        <w:t>Hoy avanzamos el PI en: Cada equipo recibe un informe externo con hallazgos priorizados y deja escrito su plan de corrección de VetCare antes de la integración final.</w:t>
+        <w:t>Hoy avanzamos el PI en: Cada estudiante recibe un informe externo con hallazgos priorizados y deja escrito su plan de corrección de VetCare antes de la integración final.</w:t>
+      </w:r>
+    </w:p>
+    <w:p>
+      <w:pPr>
+        <w:spacing w:after="120"/>
+        <w:shd w:val="clear" w:fill="EDEDED"/>
+      </w:pPr>
+      <w:r>
+        <w:rPr>
+          <w:rFonts w:ascii="Calibri" w:hAnsi="Calibri" w:eastAsia="Calibri"/>
+          <w:b w:val="0"/>
+          <w:color w:val="2B2B2B"/>
+          <w:sz w:val="20"/>
+        </w:rPr>
+        <w:t>Modalidad de trabajo: individual por defecto. El docente puede autorizar equipos de 2 o 3 integrantes; en ese caso el artefacto puede ser compartido, pero la entrega en ExamLab siempre es individual (cada estudiante responde las preguntas abiertas con sus propias palabras) y cualquier integrante debe poder explicar cualquier parte en 60 segundos.</w:t>
       </w:r>
     </w:p>
     <w:p>
@@ -124,7 +139,7 @@
           <w:color w:val="2B2B2B"/>
           <w:sz w:val="22"/>
         </w:rPr>
-        <w:t>El informe que reciba cada equipo es la lista de tareas real con la que va a llegar a la entrega final: deja de adivinar qué le falta a VetCare porque alguien externo se lo escribió con evidencia.</w:t>
+        <w:t>El informe que reciba cada uno es la lista de tareas real con la que va a llegar a la entrega final: deja de adivinar qué le falta a VetCare porque alguien externo se lo escribió con evidencia.</w:t>
       </w:r>
     </w:p>
     <w:p>
@@ -168,7 +183,7 @@
           <w:color w:val="2B2B2B"/>
           <w:sz w:val="22"/>
         </w:rPr>
-        <w:t>Cada equipo llega con su versión de VetCare hasta la clase 9: dominio, colección, ventana Swing y persistencia en .csv, en distinto grado de avance.</w:t>
+        <w:t>Cada estudiante llega con su versión de VetCare hasta la clase 9: dominio, colección, ventana Swing y persistencia en .csv, en distinto grado de avance.</w:t>
       </w:r>
     </w:p>
     <w:p>
@@ -227,7 +242,7 @@
           <w:color w:val="2B2B2B"/>
           <w:sz w:val="22"/>
         </w:rPr>
-        <w:t>Intercambien proyectos: cada equipo entrega su carpeta comprimida más un archivo de tres líneas con las instrucciones de ejecución, y recibe el proyecto de otro equipo; lo primero es abrirlo en NetBeans y ejecutarlo, anotando si arrancó y, si no, el mensaje de error exacto copiado tal cual.</w:t>
+        <w:t>Intercambien proyectos: cada estudiante entrega su carpeta comprimida más un archivo de tres líneas con las instrucciones de ejecución, y recibe el proyecto de otro compañero (si el docente autorizó equipos, el de otro equipo; la revisión funciona igual); lo primero es abrirlo en NetBeans y ejecutarlo, anotando si arrancó y, si no, el mensaje de error exacto copiado tal cual.</w:t>
       </w:r>
     </w:p>
     <w:p>
@@ -287,7 +302,7 @@
           <w:color w:val="2B2B2B"/>
           <w:sz w:val="22"/>
         </w:rPr>
-        <w:t>Hagan la devolución cruzada de ocho minutos por equipo y cierren con el plan de corrección escrito por el equipo autor: qué acepta y corrige, qué justifica y deja igual, y qué difiere, con responsable en cada línea.</w:t>
+        <w:t>Hagan la devolución cruzada de ocho minutos por proyecto revisado y cierren con el plan de corrección escrito por su autor: qué acepta y corrige, qué justifica y deja igual, y qué difiere, con responsable en cada línea.</w:t>
       </w:r>
     </w:p>
     <w:p>
@@ -316,7 +331,7 @@
           <w:color w:val="2B2B2B"/>
           <w:sz w:val="22"/>
         </w:rPr>
-        <w:t>Informe de revisión de una página sobre el proyecto del equipo asignado: checklist diligenciado con evidencia archivo:línea y cinco hallazgos priorizados con formato Evidencia + Impacto + Sugerencia, subido a ExamLab.</w:t>
+        <w:t>Informe de revisión de una página sobre el proyecto asignado (el de otro estudiante; si el docente autorizó equipos, el de otro equipo): checklist diligenciado con evidencia archivo:línea y cinco hallazgos priorizados con formato Evidencia + Impacto + Sugerencia, subido a ExamLab.</w:t>
       </w:r>
     </w:p>
     <w:p>
@@ -483,7 +498,7 @@
           <w:color w:val="2B2B2B"/>
           <w:sz w:val="22"/>
         </w:rPr>
-        <w:t xml:space="preserve"> — domingo 23:59. Un envio por equipo.</w:t>
+        <w:t xml:space="preserve"> — domingo 23:59. Un envio por estudiante.</w:t>
       </w:r>
     </w:p>
     <w:p>
@@ -720,7 +735,7 @@
           <w:color w:val="2B2B2B"/>
           <w:sz w:val="22"/>
         </w:rPr>
-        <w:t xml:space="preserve"> Plan de correccion del equipo autor.</w:t>
+        <w:t xml:space="preserve"> Plan de correccion del autor del proyecto.</w:t>
       </w:r>
     </w:p>
     <w:p>
@@ -749,7 +764,7 @@
           <w:color w:val="2B2B2B"/>
           <w:sz w:val="22"/>
         </w:rPr>
-        <w:t>Cada pregunta trae su propio enunciado completo dentro de la plataforma: puedes resolver el taller leyendo solo ExamLab. Este documento sirve para prepararte y para trabajar en equipo antes de responder.</w:t>
+        <w:t>Cada pregunta trae su propio enunciado completo dentro de la plataforma: puedes resolver el taller leyendo solo ExamLab. Este documento sirve para prepararte y conservar tus respuestas. La actividad es individual; si el docente autoriza trabajo en equipo, la entrega en ExamLab sigue siendo individual.</w:t>
       </w:r>
     </w:p>
     <w:sectPr>

--- a/Programacion II/Clases/Clase 11 - Revision de codigo cruzada/Taller PI - Clase 11 - VetCare.docx
+++ b/Programacion II/Clases/Clase 11 - Revision de codigo cruzada/Taller PI - Clase 11 - VetCare.docx
@@ -213,7 +213,7 @@
           <w:color w:val="2B2B2B"/>
           <w:sz w:val="22"/>
         </w:rPr>
-        <w:t>Los equipos se cruzan en cadena (el 1 revisa al 2, el 2 al 3 y así hasta cerrar el círculo) y ningún equipo revisa a quien lo está revisando.</w:t>
+        <w:t>Los estudiantes se cruzan en cadena (el 1 revisa al 2, el 2 al 3 y así hasta cerrar el círculo) y nadie revisa a quien lo está revisando (si el docente autorizó equipos, la cadena se arma entre equipos).</w:t>
       </w:r>
     </w:p>
     <w:p>
@@ -390,7 +390,7 @@
           <w:color w:val="2B2B2B"/>
           <w:sz w:val="22"/>
         </w:rPr>
-        <w:t>Los cinco hallazgos están priorizados y redactados con Evidencia + Impacto + Sugerencia; ninguno se refiere a la persona ni al esfuerzo del equipo.</w:t>
+        <w:t>Los cinco hallazgos están priorizados y redactados con Evidencia + Impacto + Sugerencia; ninguno se refiere a la persona ni al esfuerzo que puso el otro estudiante.</w:t>
       </w:r>
     </w:p>
     <w:p>
@@ -405,7 +405,7 @@
           <w:color w:val="2B2B2B"/>
           <w:sz w:val="22"/>
         </w:rPr>
-        <w:t>El equipo autor entrega su plan de corrección con las tres decisiones posibles (acepto, justifico, difiero) y un responsable por línea.</w:t>
+        <w:t>El autor del proyecto entrega su plan de corrección con las tres decisiones posibles (acepto, justifico, difiero) y un responsable por línea.</w:t>
       </w:r>
     </w:p>
     <w:p>
@@ -434,7 +434,7 @@
           <w:color w:val="2B2B2B"/>
           <w:sz w:val="22"/>
         </w:rPr>
-        <w:t>☐ ¿Su informe le sirve al otro equipo para trabajar esta misma tarde, o solo le dice que algo está mal sin decirle dónde ni qué hacer?</w:t>
+        <w:t>☐ ¿Su informe le sirve al otro estudiante para trabajar esta misma tarde, o solo le dice que algo está mal sin decirle dónde ni qué hacer?</w:t>
       </w:r>
     </w:p>
     <w:p>

--- a/Programacion II/Clases/Clase 11 - Revision de codigo cruzada/Taller PI - Clase 11 - VetCare.docx
+++ b/Programacion II/Clases/Clase 11 - Revision de codigo cruzada/Taller PI - Clase 11 - VetCare.docx
@@ -489,7 +489,7 @@
           <w:color w:val="2B2B2B"/>
           <w:sz w:val="22"/>
         </w:rPr>
-        <w:t>Sube tu taller en ExamLab (https://examlab.lovable.app/)</w:t>
+        <w:t>Sube tu taller en ExamLab (https://uniaj.examlab.workers.dev/)</w:t>
       </w:r>
       <w:r>
         <w:rPr>
@@ -540,7 +540,7 @@
           <w:color w:val="2B2B2B"/>
           <w:sz w:val="22"/>
         </w:rPr>
-        <w:t>El taller se resuelve y se entrega en ExamLab (https://examlab.lovable.app/), en el modulo Talleres. Son 6 preguntas y suman 100 puntos. Lo que sigue es lo que vas a encontrar en cada una, para que sepas de antemano en que forma se responde:</w:t>
+        <w:t>El taller se resuelve y se entrega en ExamLab (https://uniaj.examlab.workers.dev/), en el modulo Talleres. Son 6 preguntas y suman 100 puntos. Lo que sigue es lo que vas a encontrar en cada una, para que sepas de antemano en que forma se responde:</w:t>
       </w:r>
     </w:p>
     <w:p>

--- a/Programacion II/Clases/Clase 11 - Revision de codigo cruzada/Taller PI - Clase 11 - VetCare.docx
+++ b/Programacion II/Clases/Clase 11 - Revision de codigo cruzada/Taller PI - Clase 11 - VetCare.docx
@@ -56,7 +56,7 @@
           <w:color w:val="2B2B2B"/>
           <w:sz w:val="22"/>
         </w:rPr>
-        <w:t>Herramienta: Apache NetBeans</w:t>
+        <w:t>Herramienta: Visual Studio Code (Java)</w:t>
       </w:r>
     </w:p>
     <w:p>
@@ -242,7 +242,7 @@
           <w:color w:val="2B2B2B"/>
           <w:sz w:val="22"/>
         </w:rPr>
-        <w:t>Intercambien proyectos: cada estudiante entrega su carpeta comprimida más un archivo de tres líneas con las instrucciones de ejecución, y recibe el proyecto de otro compañero (si el docente autorizó equipos, el de otro equipo; la revisión funciona igual); lo primero es abrirlo en NetBeans y ejecutarlo, anotando si arrancó y, si no, el mensaje de error exacto copiado tal cual.</w:t>
+        <w:t>Intercambien proyectos: cada estudiante entrega su carpeta comprimida más un archivo de tres líneas con las instrucciones de ejecución, y recibe el proyecto de otro compañero (si el docente autorizó equipos, el de otro equipo; la revisión funciona igual); lo primero es abrirlo en VS Code y ejecutarlo, anotando si arrancó y, si no, el mensaje de error exacto copiado tal cual.</w:t>
       </w:r>
     </w:p>
     <w:p>
